--- a/Referendum/Documents/Kerkese per KQZ per mbledhjen e firmave per referendum - 21 2024.docx
+++ b/Referendum/Documents/Kerkese per KQZ per mbledhjen e firmave per referendum - 21 2024.docx
@@ -324,7 +324,35 @@
           <w:lang w:val="en-GB"/>
           <w14:ligatures w14:val="standardContextual"/>
         </w:rPr>
-        <w:t>, Dorina Prethi, ______________, ______________, ______________, ______________, ______________, ______________, ______________, ______________, ______________, ______________, ______________.</w:t>
+        <w:t xml:space="preserve">, Dorina Prethi, </w:t>
+      </w:r>
+      <w:r>
+        <w:rPr>
+          <w:rFonts w:ascii="Times New Roman" w:eastAsia="Calibri" w:hAnsi="Times New Roman" w:cs="Times New Roman"/>
+          <w:b/>
+          <w:bCs/>
+          <w:color w:val="000000" w:themeColor="text1"/>
+          <w:kern w:val="2"/>
+          <w:sz w:val="24"/>
+          <w:szCs w:val="24"/>
+          <w:lang w:val="en-GB"/>
+          <w14:ligatures w14:val="standardContextual"/>
+        </w:rPr>
+        <w:t>Gledis Guri</w:t>
+      </w:r>
+      <w:r>
+        <w:rPr>
+          <w:rFonts w:ascii="Times New Roman" w:eastAsia="Calibri" w:hAnsi="Times New Roman" w:cs="Times New Roman"/>
+          <w:b/>
+          <w:bCs/>
+          <w:color w:val="000000" w:themeColor="text1"/>
+          <w:kern w:val="2"/>
+          <w:sz w:val="24"/>
+          <w:szCs w:val="24"/>
+          <w:lang w:val="en-GB"/>
+          <w14:ligatures w14:val="standardContextual"/>
+        </w:rPr>
+        <w:t>, ______________, ______________, ______________, ______________, ______________, ______________, ______________, ______________, ______________, ______________.</w:t>
       </w:r>
     </w:p>
     <w:p>

--- a/Referendum/Documents/Kerkese per KQZ per mbledhjen e firmave per referendum - 21 2024.docx
+++ b/Referendum/Documents/Kerkese per KQZ per mbledhjen e firmave per referendum - 21 2024.docx
@@ -294,65 +294,104 @@
           <w14:ligatures w14:val="standardContextual"/>
         </w:rPr>
         <w:tab/>
-        <w:t xml:space="preserve">Edi </w:t>
-      </w:r>
-      <w:proofErr w:type="spellStart"/>
-      <w:r>
-        <w:rPr>
-          <w:rFonts w:ascii="Times New Roman" w:eastAsia="Calibri" w:hAnsi="Times New Roman" w:cs="Times New Roman"/>
-          <w:b/>
-          <w:bCs/>
-          <w:color w:val="000000" w:themeColor="text1"/>
-          <w:kern w:val="2"/>
-          <w:sz w:val="24"/>
-          <w:szCs w:val="24"/>
-          <w:lang w:val="en-GB"/>
-          <w14:ligatures w14:val="standardContextual"/>
-        </w:rPr>
-        <w:t>Bardhollari</w:t>
-      </w:r>
-      <w:proofErr w:type="spellEnd"/>
-      <w:r>
-        <w:rPr>
-          <w:rFonts w:ascii="Times New Roman" w:eastAsia="Calibri" w:hAnsi="Times New Roman" w:cs="Times New Roman"/>
-          <w:b/>
-          <w:bCs/>
-          <w:color w:val="000000" w:themeColor="text1"/>
-          <w:kern w:val="2"/>
-          <w:sz w:val="24"/>
-          <w:szCs w:val="24"/>
-          <w:lang w:val="en-GB"/>
-          <w14:ligatures w14:val="standardContextual"/>
-        </w:rPr>
-        <w:t xml:space="preserve">, Dorina Prethi, </w:t>
-      </w:r>
-      <w:r>
-        <w:rPr>
-          <w:rFonts w:ascii="Times New Roman" w:eastAsia="Calibri" w:hAnsi="Times New Roman" w:cs="Times New Roman"/>
-          <w:b/>
-          <w:bCs/>
-          <w:color w:val="000000" w:themeColor="text1"/>
-          <w:kern w:val="2"/>
-          <w:sz w:val="24"/>
-          <w:szCs w:val="24"/>
-          <w:lang w:val="en-GB"/>
-          <w14:ligatures w14:val="standardContextual"/>
-        </w:rPr>
-        <w:t>Gledis Guri</w:t>
-      </w:r>
-      <w:r>
-        <w:rPr>
-          <w:rFonts w:ascii="Times New Roman" w:eastAsia="Calibri" w:hAnsi="Times New Roman" w:cs="Times New Roman"/>
-          <w:b/>
-          <w:bCs/>
-          <w:color w:val="000000" w:themeColor="text1"/>
-          <w:kern w:val="2"/>
-          <w:sz w:val="24"/>
-          <w:szCs w:val="24"/>
-          <w:lang w:val="en-GB"/>
-          <w14:ligatures w14:val="standardContextual"/>
-        </w:rPr>
-        <w:t>, ______________, ______________, ______________, ______________, ______________, ______________, ______________, ______________, ______________, ______________.</w:t>
+      </w:r>
+      <w:r>
+        <w:rPr>
+          <w:rFonts w:ascii="Times New Roman" w:eastAsia="Calibri" w:hAnsi="Times New Roman" w:cs="Times New Roman"/>
+          <w:b/>
+          <w:bCs/>
+          <w:color w:val="000000" w:themeColor="text1"/>
+          <w:kern w:val="2"/>
+          <w:sz w:val="24"/>
+          <w:szCs w:val="24"/>
+          <w:lang w:val="en-GB"/>
+          <w14:ligatures w14:val="standardContextual"/>
+        </w:rPr>
+        <w:t>______________</w:t>
+      </w:r>
+      <w:r>
+        <w:rPr>
+          <w:rFonts w:ascii="Times New Roman" w:eastAsia="Calibri" w:hAnsi="Times New Roman" w:cs="Times New Roman"/>
+          <w:b/>
+          <w:bCs/>
+          <w:color w:val="000000" w:themeColor="text1"/>
+          <w:kern w:val="2"/>
+          <w:sz w:val="24"/>
+          <w:szCs w:val="24"/>
+          <w:lang w:val="en-GB"/>
+          <w14:ligatures w14:val="standardContextual"/>
+        </w:rPr>
+        <w:t xml:space="preserve">, </w:t>
+      </w:r>
+      <w:r>
+        <w:rPr>
+          <w:rFonts w:ascii="Times New Roman" w:eastAsia="Calibri" w:hAnsi="Times New Roman" w:cs="Times New Roman"/>
+          <w:b/>
+          <w:bCs/>
+          <w:color w:val="000000" w:themeColor="text1"/>
+          <w:kern w:val="2"/>
+          <w:sz w:val="24"/>
+          <w:szCs w:val="24"/>
+          <w:lang w:val="en-GB"/>
+          <w14:ligatures w14:val="standardContextual"/>
+        </w:rPr>
+        <w:t>______________</w:t>
+      </w:r>
+      <w:r>
+        <w:rPr>
+          <w:rFonts w:ascii="Times New Roman" w:eastAsia="Calibri" w:hAnsi="Times New Roman" w:cs="Times New Roman"/>
+          <w:b/>
+          <w:bCs/>
+          <w:color w:val="000000" w:themeColor="text1"/>
+          <w:kern w:val="2"/>
+          <w:sz w:val="24"/>
+          <w:szCs w:val="24"/>
+          <w:lang w:val="en-GB"/>
+          <w14:ligatures w14:val="standardContextual"/>
+        </w:rPr>
+        <w:t xml:space="preserve">, </w:t>
+      </w:r>
+      <w:r>
+        <w:rPr>
+          <w:rFonts w:ascii="Times New Roman" w:eastAsia="Calibri" w:hAnsi="Times New Roman" w:cs="Times New Roman"/>
+          <w:b/>
+          <w:bCs/>
+          <w:color w:val="000000" w:themeColor="text1"/>
+          <w:kern w:val="2"/>
+          <w:sz w:val="24"/>
+          <w:szCs w:val="24"/>
+          <w:lang w:val="en-GB"/>
+          <w14:ligatures w14:val="standardContextual"/>
+        </w:rPr>
+        <w:t>______________</w:t>
+      </w:r>
+      <w:r>
+        <w:rPr>
+          <w:rFonts w:ascii="Times New Roman" w:eastAsia="Calibri" w:hAnsi="Times New Roman" w:cs="Times New Roman"/>
+          <w:b/>
+          <w:bCs/>
+          <w:color w:val="000000" w:themeColor="text1"/>
+          <w:kern w:val="2"/>
+          <w:sz w:val="24"/>
+          <w:szCs w:val="24"/>
+          <w:lang w:val="en-GB"/>
+          <w14:ligatures w14:val="standardContextual"/>
+        </w:rPr>
+        <w:t>, ______________, ______________, ______________, ______________, ______________, ______________, ______________, ______________, ______________</w:t>
+      </w:r>
+      <w:r>
+        <w:rPr>
+          <w:rFonts w:ascii="Times New Roman" w:eastAsia="Calibri" w:hAnsi="Times New Roman" w:cs="Times New Roman"/>
+          <w:b/>
+          <w:bCs/>
+          <w:color w:val="000000" w:themeColor="text1"/>
+          <w:kern w:val="2"/>
+          <w:sz w:val="24"/>
+          <w:szCs w:val="24"/>
+          <w:lang w:val="en-GB"/>
+          <w14:ligatures w14:val="standardContextual"/>
+        </w:rPr>
+        <w:t>.</w:t>
       </w:r>
     </w:p>
     <w:p>
